--- a/courts/tenth-circuit/kansas/state/supreme-court/petition-for-discretionary-review/usage/OUTPUT-petition-for-discretionary-review.docx
+++ b/courts/tenth-circuit/kansas/state/supreme-court/petition-for-discretionary-review/usage/OUTPUT-petition-for-discretionary-review.docx
@@ -632,9 +632,7 @@
               <w:t xml:space="preserve"> </w:t>
             </w:r>
             <w:r>
-              <w:t xml:space="preserve">296</w:t>
-              <w:noBreakHyphen/>
-              <w:t xml:space="preserve">2218</w:t>
+              <w:t xml:space="preserve">296-⁠2218</w:t>
             </w:r>
           </w:p>
         </w:tc>
@@ -840,9 +838,7 @@
               <w:t xml:space="preserve"> </w:t>
             </w:r>
             <w:r>
-              <w:t xml:space="preserve">267</w:t>
-              <w:noBreakHyphen/>
-              <w:t xml:space="preserve">2000</w:t>
+              <w:t xml:space="preserve">267-⁠2000</w:t>
             </w:r>
           </w:p>
         </w:tc>
@@ -1041,19 +1037,7 @@
         <w:pStyle w:val="BodyText"/>
       </w:pPr>
       <w:r>
-        <w:t xml:space="preserve">This case is within the jurisdiction of the Supreme Court. The district court issued an order granting a temporary injunction on July 16, 2026. The Secretary filed his notice of appeal with the district court and docketed this appeal with the Clerk of the Appellate Courts on the same day. The Court of Appeals has jurisdiction under K.S.A. 60</w:t>
-      </w:r>
-      <w:r>
-        <w:noBreakHyphen/>
-      </w:r>
-      <w:r>
-        <w:t xml:space="preserve">2101(a) and K.S.A. 60</w:t>
-      </w:r>
-      <w:r>
-        <w:noBreakHyphen/>
-      </w:r>
-      <w:r>
-        <w:t xml:space="preserve">2102(a)⁠(2).</w:t>
+        <w:t xml:space="preserve">This case is within the jurisdiction of the Supreme Court. The district court issued an order granting a temporary injunction on July 16, 2026. The Secretary filed his notice of appeal with the district court and docketed this appeal with the Clerk of the Appellate Courts on the same day. The Court of Appeals has jurisdiction under K.S.A. 60-⁠2101(a) and K.S.A. 60-⁠2102(a)⁠(2).</w:t>
       </w:r>
     </w:p>
     <w:p>
@@ -1061,13 +1045,7 @@
         <w:pStyle w:val="BodyText"/>
       </w:pPr>
       <w:r>
-        <w:t xml:space="preserve">This motion to transfer is authorized by Supreme Court Rule 8.02 and K.S.A. 20</w:t>
-      </w:r>
-      <w:r>
-        <w:noBreakHyphen/>
-      </w:r>
-      <w:r>
-        <w:t xml:space="preserve">3017 and has been filed with the Clerk of the Appellate Courts within 30 days after service of the notice of appeal.</w:t>
+        <w:t xml:space="preserve">This motion to transfer is authorized by Supreme Court Rule 8.02 and K.S.A. 20-⁠3017 and has been filed with the Clerk of the Appellate Courts within 30 days after service of the notice of appeal.</w:t>
       </w:r>
     </w:p>
     <w:p>
@@ -1133,13 +1111,7 @@
         <w:pStyle w:val="BodyText"/>
       </w:pPr>
       <w:r>
-        <w:t xml:space="preserve">This case involves a state facial constitutional challenge to 2025 Senate Bill 4, which requires that all advance voting ballots must be received in the county election office or polling place no later than the close of the polls on Election Day to be counted. See K.S.A. 25</w:t>
-      </w:r>
-      <w:r>
-        <w:noBreakHyphen/>
-      </w:r>
-      <w:r>
-        <w:t xml:space="preserve">1132. This is the same deadline Kansas had for many decades, until 2017 when the Legislature amended the statute to allow ballots to be received up to three days after Election Day if they were postmarked no later than Election Day.</w:t>
+        <w:t xml:space="preserve">This case involves a state facial constitutional challenge to 2025 Senate Bill 4, which requires that all advance voting ballots must be received in the county election office or polling place no later than the close of the polls on Election Day to be counted. See K.S.A. 25-⁠1132. This is the same deadline Kansas had for many decades, until 2017 when the Legislature amended the statute to allow ballots to be received up to three days after Election Day if they were postmarked no later than Election Day.</w:t>
       </w:r>
     </w:p>
     <w:p>
@@ -1532,9 +1504,7 @@
               <w:t xml:space="preserve"> </w:t>
             </w:r>
             <w:r>
-              <w:t xml:space="preserve">296</w:t>
-              <w:noBreakHyphen/>
-              <w:t xml:space="preserve">2218</w:t>
+              <w:t xml:space="preserve">296-⁠2218</w:t>
             </w:r>
           </w:p>
           <w:p>
@@ -1756,9 +1726,7 @@
               <w:t xml:space="preserve"> </w:t>
             </w:r>
             <w:r>
-              <w:t xml:space="preserve">267</w:t>
-              <w:noBreakHyphen/>
-              <w:t xml:space="preserve">2000;</w:t>
+              <w:t xml:space="preserve">267-⁠2000;</w:t>
             </w:r>
             <w:r>
               <w:t xml:space="preserve"> </w:t>
@@ -1776,9 +1744,7 @@
               <w:t xml:space="preserve"> </w:t>
             </w:r>
             <w:r>
-              <w:t xml:space="preserve">660</w:t>
-              <w:noBreakHyphen/>
-              <w:t xml:space="preserve">6596</w:t>
+              <w:t xml:space="preserve">660-⁠6596</w:t>
             </w:r>
           </w:p>
           <w:p>
@@ -1942,9 +1908,7 @@
               <w:t xml:space="preserve"> </w:t>
             </w:r>
             <w:r>
-              <w:t xml:space="preserve">345</w:t>
-              <w:noBreakHyphen/>
-              <w:t xml:space="preserve">9205;</w:t>
+              <w:t xml:space="preserve">345-⁠9205;</w:t>
             </w:r>
             <w:r>
               <w:t xml:space="preserve"> </w:t>
@@ -1962,9 +1926,7 @@
               <w:t xml:space="preserve"> </w:t>
             </w:r>
             <w:r>
-              <w:t xml:space="preserve">345</w:t>
-              <w:noBreakHyphen/>
-              <w:t xml:space="preserve">4832</w:t>
+              <w:t xml:space="preserve">345-⁠4832</w:t>
             </w:r>
           </w:p>
           <w:p>
@@ -3152,7 +3114,7 @@
     <w:qFormat/>
     <w:pPr>
       <w:keepLines/>
-      <w:spacing w:before="0" w:after="140" w:line="276" w:lineRule="exact"/>
+      <w:spacing w:before="46" w:after="140" w:line="276" w:lineRule="exact"/>
     </w:pPr>
     <w:rPr>
       <w:sz w:val="24"/>
